--- a/Task4/Introduction_to_DWH_and_ETL_Business_Template.docx
+++ b/Task4/Introduction_to_DWH_and_ETL_Business_Template.docx
@@ -6720,12 +6720,14 @@
               <w:pStyle w:val="BodyText"/>
               <w:ind w:left="360"/>
             </w:pPr>
+            <w:proofErr w:type="spellStart"/>
             <w:r>
               <w:t>Prod_</w:t>
             </w:r>
             <w:r>
               <w:t>Name</w:t>
             </w:r>
+            <w:proofErr w:type="spellEnd"/>
           </w:p>
         </w:tc>
         <w:tc>
@@ -6951,7 +6953,7 @@
     </w:p>
     <w:tbl>
       <w:tblPr>
-        <w:tblW w:w="0" w:type="auto"/>
+        <w:tblW w:w="10026" w:type="dxa"/>
         <w:tblInd w:w="-5" w:type="dxa"/>
         <w:tblBorders>
           <w:top w:val="single" w:sz="4" w:space="0" w:color="76CDD8"/>
@@ -6965,18 +6967,20 @@
         <w:tblLook w:val="04A0" w:firstRow="1" w:lastRow="0" w:firstColumn="1" w:lastColumn="0" w:noHBand="0" w:noVBand="1"/>
       </w:tblPr>
       <w:tblGrid>
-        <w:gridCol w:w="2302"/>
-        <w:gridCol w:w="2302"/>
-        <w:gridCol w:w="2302"/>
-        <w:gridCol w:w="2302"/>
+        <w:gridCol w:w="1671"/>
+        <w:gridCol w:w="1671"/>
+        <w:gridCol w:w="1671"/>
+        <w:gridCol w:w="1671"/>
+        <w:gridCol w:w="1671"/>
+        <w:gridCol w:w="1671"/>
       </w:tblGrid>
       <w:tr>
         <w:trPr>
-          <w:trHeight w:val="292"/>
+          <w:trHeight w:val="293"/>
         </w:trPr>
         <w:tc>
           <w:tcPr>
-            <w:tcW w:w="2302" w:type="dxa"/>
+            <w:tcW w:w="1671" w:type="dxa"/>
             <w:tcBorders>
               <w:top w:val="single" w:sz="4" w:space="0" w:color="76CDD8"/>
               <w:left w:val="single" w:sz="4" w:space="0" w:color="76CDD8"/>
@@ -6998,7 +7002,30 @@
         </w:tc>
         <w:tc>
           <w:tcPr>
-            <w:tcW w:w="2302" w:type="dxa"/>
+            <w:tcW w:w="1671" w:type="dxa"/>
+            <w:tcBorders>
+              <w:top w:val="single" w:sz="4" w:space="0" w:color="76CDD8"/>
+              <w:left w:val="single" w:sz="4" w:space="0" w:color="76CDD8"/>
+              <w:bottom w:val="single" w:sz="4" w:space="0" w:color="76CDD8"/>
+              <w:right w:val="single" w:sz="4" w:space="0" w:color="76CDD8"/>
+            </w:tcBorders>
+            <w:shd w:val="clear" w:color="auto" w:fill="76CDD8"/>
+          </w:tcPr>
+          <w:p>
+            <w:pPr>
+              <w:pStyle w:val="BodyText"/>
+              <w:ind w:left="360"/>
+            </w:pPr>
+            <w:proofErr w:type="spellStart"/>
+            <w:r>
+              <w:t>Product_Code</w:t>
+            </w:r>
+            <w:proofErr w:type="spellEnd"/>
+          </w:p>
+        </w:tc>
+        <w:tc>
+          <w:tcPr>
+            <w:tcW w:w="1671" w:type="dxa"/>
             <w:tcBorders>
               <w:top w:val="single" w:sz="4" w:space="0" w:color="76CDD8"/>
               <w:left w:val="single" w:sz="4" w:space="0" w:color="76CDD8"/>
@@ -7013,14 +7040,16 @@
               <w:pStyle w:val="BodyText"/>
               <w:ind w:left="360"/>
             </w:pPr>
+            <w:proofErr w:type="spellStart"/>
             <w:r>
               <w:t>Prod_Name</w:t>
             </w:r>
-          </w:p>
-        </w:tc>
-        <w:tc>
-          <w:tcPr>
-            <w:tcW w:w="2302" w:type="dxa"/>
+            <w:proofErr w:type="spellEnd"/>
+          </w:p>
+        </w:tc>
+        <w:tc>
+          <w:tcPr>
+            <w:tcW w:w="1671" w:type="dxa"/>
             <w:tcBorders>
               <w:top w:val="single" w:sz="4" w:space="0" w:color="76CDD8"/>
               <w:left w:val="single" w:sz="4" w:space="0" w:color="76CDD8"/>
@@ -7044,7 +7073,30 @@
         </w:tc>
         <w:tc>
           <w:tcPr>
-            <w:tcW w:w="2302" w:type="dxa"/>
+            <w:tcW w:w="1671" w:type="dxa"/>
+            <w:tcBorders>
+              <w:top w:val="single" w:sz="4" w:space="0" w:color="76CDD8"/>
+              <w:left w:val="single" w:sz="4" w:space="0" w:color="76CDD8"/>
+              <w:bottom w:val="single" w:sz="4" w:space="0" w:color="76CDD8"/>
+              <w:right w:val="single" w:sz="4" w:space="0" w:color="76CDD8"/>
+            </w:tcBorders>
+            <w:shd w:val="clear" w:color="auto" w:fill="76CDD8"/>
+          </w:tcPr>
+          <w:p>
+            <w:pPr>
+              <w:pStyle w:val="BodyText"/>
+              <w:ind w:left="360"/>
+            </w:pPr>
+            <w:proofErr w:type="spellStart"/>
+            <w:r>
+              <w:t>Category_Code</w:t>
+            </w:r>
+            <w:proofErr w:type="spellEnd"/>
+          </w:p>
+        </w:tc>
+        <w:tc>
+          <w:tcPr>
+            <w:tcW w:w="1671" w:type="dxa"/>
             <w:tcBorders>
               <w:top w:val="single" w:sz="4" w:space="0" w:color="76CDD8"/>
               <w:left w:val="single" w:sz="4" w:space="0" w:color="76CDD8"/>
@@ -7075,11 +7127,11 @@
       </w:tr>
       <w:tr>
         <w:trPr>
-          <w:trHeight w:val="432"/>
+          <w:trHeight w:val="433"/>
         </w:trPr>
         <w:tc>
           <w:tcPr>
-            <w:tcW w:w="2302" w:type="dxa"/>
+            <w:tcW w:w="1671" w:type="dxa"/>
             <w:tcBorders>
               <w:top w:val="single" w:sz="4" w:space="0" w:color="76CDD8"/>
               <w:left w:val="single" w:sz="4" w:space="0" w:color="76CDD8"/>
@@ -7100,7 +7152,27 @@
         </w:tc>
         <w:tc>
           <w:tcPr>
-            <w:tcW w:w="2302" w:type="dxa"/>
+            <w:tcW w:w="1671" w:type="dxa"/>
+            <w:tcBorders>
+              <w:top w:val="single" w:sz="4" w:space="0" w:color="76CDD8"/>
+              <w:left w:val="single" w:sz="4" w:space="0" w:color="76CDD8"/>
+              <w:bottom w:val="single" w:sz="4" w:space="0" w:color="76CDD8"/>
+              <w:right w:val="single" w:sz="4" w:space="0" w:color="76CDD8"/>
+            </w:tcBorders>
+          </w:tcPr>
+          <w:p>
+            <w:pPr>
+              <w:pStyle w:val="BodyText"/>
+              <w:ind w:left="360"/>
+            </w:pPr>
+            <w:r>
+              <w:t>P001</w:t>
+            </w:r>
+          </w:p>
+        </w:tc>
+        <w:tc>
+          <w:tcPr>
+            <w:tcW w:w="1671" w:type="dxa"/>
             <w:tcBorders>
               <w:top w:val="single" w:sz="4" w:space="0" w:color="76CDD8"/>
               <w:left w:val="single" w:sz="4" w:space="0" w:color="76CDD8"/>
@@ -7121,7 +7193,7 @@
         </w:tc>
         <w:tc>
           <w:tcPr>
-            <w:tcW w:w="2302" w:type="dxa"/>
+            <w:tcW w:w="1671" w:type="dxa"/>
             <w:tcBorders>
               <w:top w:val="single" w:sz="4" w:space="0" w:color="76CDD8"/>
               <w:left w:val="single" w:sz="4" w:space="0" w:color="76CDD8"/>
@@ -7142,7 +7214,27 @@
         </w:tc>
         <w:tc>
           <w:tcPr>
-            <w:tcW w:w="2302" w:type="dxa"/>
+            <w:tcW w:w="1671" w:type="dxa"/>
+            <w:tcBorders>
+              <w:top w:val="single" w:sz="4" w:space="0" w:color="76CDD8"/>
+              <w:left w:val="single" w:sz="4" w:space="0" w:color="76CDD8"/>
+              <w:bottom w:val="single" w:sz="4" w:space="0" w:color="76CDD8"/>
+              <w:right w:val="single" w:sz="4" w:space="0" w:color="76CDD8"/>
+            </w:tcBorders>
+          </w:tcPr>
+          <w:p>
+            <w:pPr>
+              <w:pStyle w:val="BodyText"/>
+              <w:ind w:left="360"/>
+            </w:pPr>
+            <w:r>
+              <w:t>C001</w:t>
+            </w:r>
+          </w:p>
+        </w:tc>
+        <w:tc>
+          <w:tcPr>
+            <w:tcW w:w="1671" w:type="dxa"/>
             <w:tcBorders>
               <w:top w:val="single" w:sz="4" w:space="0" w:color="76CDD8"/>
               <w:left w:val="single" w:sz="4" w:space="0" w:color="76CDD8"/>
@@ -12861,10 +12953,10 @@
           <w:noProof/>
         </w:rPr>
         <w:drawing>
-          <wp:inline distT="0" distB="0" distL="0" distR="0" wp14:anchorId="1C6EC2DD" wp14:editId="457626C1">
-            <wp:extent cx="5252926" cy="4333875"/>
-            <wp:effectExtent l="0" t="0" r="5080" b="0"/>
-            <wp:docPr id="2099751366" name="Picture 4"/>
+          <wp:inline distT="0" distB="0" distL="0" distR="0" wp14:anchorId="15160E17" wp14:editId="0A275071">
+            <wp:extent cx="5924550" cy="4991100"/>
+            <wp:effectExtent l="0" t="0" r="0" b="0"/>
+            <wp:docPr id="2063857256" name="Picture 4" descr="A black screen with white text&#10;&#10;AI-generated content may be incorrect."/>
             <wp:cNvGraphicFramePr>
               <a:graphicFrameLocks xmlns:a="http://schemas.openxmlformats.org/drawingml/2006/main" noChangeAspect="1"/>
             </wp:cNvGraphicFramePr>
@@ -12872,7 +12964,7 @@
               <a:graphicData uri="http://schemas.openxmlformats.org/drawingml/2006/picture">
                 <pic:pic xmlns:pic="http://schemas.openxmlformats.org/drawingml/2006/picture">
                   <pic:nvPicPr>
-                    <pic:cNvPr id="0" name="Picture 1"/>
+                    <pic:cNvPr id="2063857256" name="Picture 4" descr="A black screen with white text&#10;&#10;AI-generated content may be incorrect."/>
                     <pic:cNvPicPr>
                       <a:picLocks noChangeAspect="1" noChangeArrowheads="1"/>
                     </pic:cNvPicPr>
@@ -12893,7 +12985,7 @@
                   <pic:spPr bwMode="auto">
                     <a:xfrm>
                       <a:off x="0" y="0"/>
-                      <a:ext cx="5255572" cy="4336058"/>
+                      <a:ext cx="5924550" cy="4991100"/>
                     </a:xfrm>
                     <a:prstGeom prst="rect">
                       <a:avLst/>
@@ -13066,7 +13158,6 @@
       <w:bookmarkStart w:id="23" w:name="_Toc155614193"/>
       <w:bookmarkEnd w:id="21"/>
       <w:r>
-        <w:lastRenderedPageBreak/>
         <w:t>Business Layer Dimensional Model</w:t>
       </w:r>
       <w:bookmarkEnd w:id="23"/>
@@ -13113,10 +13204,10 @@
           <w:noProof/>
         </w:rPr>
         <w:drawing>
-          <wp:inline distT="0" distB="0" distL="0" distR="0" wp14:anchorId="12A45C3B" wp14:editId="2437D9B3">
-            <wp:extent cx="5939790" cy="5224145"/>
-            <wp:effectExtent l="0" t="0" r="3810" b="0"/>
-            <wp:docPr id="49611105" name="Picture 4"/>
+          <wp:inline distT="0" distB="0" distL="0" distR="0" wp14:anchorId="68C6D303" wp14:editId="1F6F6465">
+            <wp:extent cx="5943600" cy="5238750"/>
+            <wp:effectExtent l="0" t="0" r="0" b="0"/>
+            <wp:docPr id="103509634" name="Picture 4"/>
             <wp:cNvGraphicFramePr>
               <a:graphicFrameLocks xmlns:a="http://schemas.openxmlformats.org/drawingml/2006/main" noChangeAspect="1"/>
             </wp:cNvGraphicFramePr>
@@ -13145,7 +13236,7 @@
                   <pic:spPr bwMode="auto">
                     <a:xfrm>
                       <a:off x="0" y="0"/>
-                      <a:ext cx="5939790" cy="5224145"/>
+                      <a:ext cx="5943600" cy="5238750"/>
                     </a:xfrm>
                     <a:prstGeom prst="rect">
                       <a:avLst/>
@@ -13299,11 +13390,9 @@
     <w:p>
       <w:pPr>
         <w:pStyle w:val="BodyText"/>
-        <w:rPr>
-          <w:lang w:val="ru-RU"/>
-        </w:rPr>
-      </w:pPr>
-      <w:r>
+      </w:pPr>
+      <w:r>
+        <w:lastRenderedPageBreak/>
         <w:t>)</w:t>
       </w:r>
     </w:p>
@@ -13312,7 +13401,6 @@
         <w:pStyle w:val="BodyText"/>
       </w:pPr>
       <w:r>
-        <w:lastRenderedPageBreak/>
         <w:t>DO $$</w:t>
       </w:r>
     </w:p>
@@ -13794,33 +13882,31 @@
     <w:p>
       <w:pPr>
         <w:pStyle w:val="BodyText"/>
-        <w:rPr>
-          <w:lang w:val="ru-RU"/>
-        </w:rPr>
       </w:pPr>
       <w:r>
         <w:t xml:space="preserve">    </w:t>
       </w:r>
       <w:r>
-        <w:rPr>
-          <w:lang w:val="ru-RU"/>
-        </w:rPr>
-        <w:t>END LOOP;</w:t>
-      </w:r>
-    </w:p>
-    <w:p>
-      <w:pPr>
-        <w:pStyle w:val="BodyText"/>
-        <w:rPr>
-          <w:lang w:val="ru-RU"/>
-        </w:rPr>
-      </w:pPr>
-      <w:r>
-        <w:rPr>
-          <w:lang w:val="ru-RU"/>
-        </w:rPr>
-        <w:t>END $$;</w:t>
-      </w:r>
+        <w:t xml:space="preserve">END </w:t>
+      </w:r>
+      <w:proofErr w:type="gramStart"/>
+      <w:r>
+        <w:t>LOOP;</w:t>
+      </w:r>
+      <w:proofErr w:type="gramEnd"/>
+    </w:p>
+    <w:p>
+      <w:pPr>
+        <w:pStyle w:val="BodyText"/>
+      </w:pPr>
+      <w:r>
+        <w:t>END $</w:t>
+      </w:r>
+      <w:proofErr w:type="gramStart"/>
+      <w:r>
+        <w:t>$;</w:t>
+      </w:r>
+      <w:proofErr w:type="gramEnd"/>
     </w:p>
     <w:p>
       <w:pPr>
@@ -14040,7 +14126,6 @@
       <w:bookmarkStart w:id="25" w:name="_Toc509167638"/>
       <w:bookmarkStart w:id="26" w:name="_Toc155614194"/>
       <w:r>
-        <w:lastRenderedPageBreak/>
         <w:t>Logical Scheme</w:t>
       </w:r>
       <w:bookmarkEnd w:id="24"/>
@@ -22007,6 +22092,7 @@
   <w:style w:type="character" w:default="1" w:styleId="DefaultParagraphFont">
     <w:name w:val="Default Paragraph Font"/>
     <w:uiPriority w:val="1"/>
+    <w:semiHidden/>
     <w:unhideWhenUsed/>
   </w:style>
   <w:style w:type="table" w:default="1" w:styleId="TableNormal">
@@ -22963,6 +23049,15 @@
 </file>
 
 <file path=customXml/item1.xml><?xml version="1.0" encoding="utf-8"?>
+<?mso-contentType ?>
+<FormTemplates xmlns="http://schemas.microsoft.com/sharepoint/v3/contenttype/forms">
+  <Display>DocumentLibraryForm</Display>
+  <Edit>DocumentLibraryForm</Edit>
+  <New>DocumentLibraryForm</New>
+</FormTemplates>
+</file>
+
+<file path=customXml/item2.xml><?xml version="1.0" encoding="utf-8"?>
 <p:properties xmlns:p="http://schemas.microsoft.com/office/2006/metadata/properties" xmlns:xsi="http://www.w3.org/2001/XMLSchema-instance" xmlns:pc="http://schemas.microsoft.com/office/infopath/2007/PartnerControls">
   <documentManagement>
     <SharedWithUsers xmlns="7f0dcb33-685e-48d8-b644-2ef2786c1229">
@@ -22976,7 +23071,7 @@
 </p:properties>
 </file>
 
-<file path=customXml/item2.xml><?xml version="1.0" encoding="utf-8"?>
+<file path=customXml/item3.xml><?xml version="1.0" encoding="utf-8"?>
 <ct:contentTypeSchema xmlns:ct="http://schemas.microsoft.com/office/2006/metadata/contentType" xmlns:ma="http://schemas.microsoft.com/office/2006/metadata/properties/metaAttributes" ct:_="" ma:_="" ma:contentTypeName="Document" ma:contentTypeID="0x010100B3483E581E535547A5C5133F57803043" ma:contentTypeVersion="7" ma:contentTypeDescription="Create a new document." ma:contentTypeScope="" ma:versionID="26f0e3c34181377a2b428b97b0aacf58">
   <xsd:schema xmlns:xsd="http://www.w3.org/2001/XMLSchema" xmlns:xs="http://www.w3.org/2001/XMLSchema" xmlns:p="http://schemas.microsoft.com/office/2006/metadata/properties" xmlns:ns2="0a074a96-e172-4849-a42b-0522bc04182b" xmlns:ns3="7f0dcb33-685e-48d8-b644-2ef2786c1229" targetNamespace="http://schemas.microsoft.com/office/2006/metadata/properties" ma:root="true" ma:fieldsID="c6eeec6c9df2cadb2fce64bd00511549" ns2:_="" ns3:_="">
     <xsd:import namespace="0a074a96-e172-4849-a42b-0522bc04182b"/>
@@ -23161,16 +23256,15 @@
 </ct:contentTypeSchema>
 </file>
 
-<file path=customXml/item3.xml><?xml version="1.0" encoding="utf-8"?>
-<?mso-contentType ?>
-<FormTemplates xmlns="http://schemas.microsoft.com/sharepoint/v3/contenttype/forms">
-  <Display>DocumentLibraryForm</Display>
-  <Edit>DocumentLibraryForm</Edit>
-  <New>DocumentLibraryForm</New>
-</FormTemplates>
+<file path=customXml/itemProps1.xml><?xml version="1.0" encoding="utf-8"?>
+<ds:datastoreItem xmlns:ds="http://schemas.openxmlformats.org/officeDocument/2006/customXml" ds:itemID="{CEAD825D-2413-46BA-BB1F-DCE637B19B0C}">
+  <ds:schemaRefs>
+    <ds:schemaRef ds:uri="http://schemas.microsoft.com/sharepoint/v3/contenttype/forms"/>
+  </ds:schemaRefs>
+</ds:datastoreItem>
 </file>
 
-<file path=customXml/itemProps1.xml><?xml version="1.0" encoding="utf-8"?>
+<file path=customXml/itemProps2.xml><?xml version="1.0" encoding="utf-8"?>
 <ds:datastoreItem xmlns:ds="http://schemas.openxmlformats.org/officeDocument/2006/customXml" ds:itemID="{E4B4D352-B35B-4B3A-95D2-902933709BD2}">
   <ds:schemaRefs>
     <ds:schemaRef ds:uri="http://schemas.microsoft.com/office/2006/metadata/properties"/>
@@ -23180,7 +23274,7 @@
 </ds:datastoreItem>
 </file>
 
-<file path=customXml/itemProps2.xml><?xml version="1.0" encoding="utf-8"?>
+<file path=customXml/itemProps3.xml><?xml version="1.0" encoding="utf-8"?>
 <ds:datastoreItem xmlns:ds="http://schemas.openxmlformats.org/officeDocument/2006/customXml" ds:itemID="{2240CE2F-0274-489A-BA80-8887BFB6B269}">
   <ds:schemaRefs>
     <ds:schemaRef ds:uri="http://schemas.microsoft.com/office/2006/metadata/contentType"/>
@@ -23197,12 +23291,4 @@
     <ds:schemaRef ds:uri="http://schemas.microsoft.com/internal/obd"/>
   </ds:schemaRefs>
 </ds:datastoreItem>
-</file>
-
-<file path=customXml/itemProps3.xml><?xml version="1.0" encoding="utf-8"?>
-<ds:datastoreItem xmlns:ds="http://schemas.openxmlformats.org/officeDocument/2006/customXml" ds:itemID="{CEAD825D-2413-46BA-BB1F-DCE637B19B0C}">
-  <ds:schemaRefs>
-    <ds:schemaRef ds:uri="http://schemas.microsoft.com/sharepoint/v3/contenttype/forms"/>
-  </ds:schemaRefs>
-</ds:datastoreItem>
 </file>